--- a/templates/W3-62-07C.docx
+++ b/templates/W3-62-07C.docx
@@ -155,7 +155,7 @@
           <w:bCs/>
           <w:color w:val="000000"/>
         </w:rPr>
-        <w:t xml:space="preserve">                                                                        □初檢 □複檢</w:t>
+        <w:t xml:space="preserve">                                                                        {{FIRSTCK}}初檢 {{RECK}}複檢</w:t>
       </w:r>
     </w:p>
     <w:tbl>

--- a/templates/W3-62-07C.docx
+++ b/templates/W3-62-07C.docx
@@ -85,7 +85,7 @@
                 <w:color w:val="000000"/>
                 <w:sz w:val="28"/>
               </w:rPr>
-              <w:t xml:space="preserve">□竣工</w:t>
+              <w:t xml:space="preserve">{{CKBOXC}}竣工</w:t>
             </w:r>
           </w:p>
           <w:p>
@@ -106,7 +106,7 @@
                 <w:color w:val="000000"/>
                 <w:sz w:val="28"/>
               </w:rPr>
-              <w:t xml:space="preserve">□重新</w:t>
+              <w:t xml:space="preserve">{{CKBOXR}}重新</w:t>
             </w:r>
           </w:p>
         </w:tc>

--- a/templates/W3-62-07C.docx
+++ b/templates/W3-62-07C.docx
@@ -4575,7 +4575,7 @@
                 <w:rFonts w:ascii="標楷體" w:eastAsia="標楷體" w:hAnsi="標楷體" w:hint="eastAsia"/>
                 <w:color w:val="000000"/>
               </w:rPr>
-              <w:t xml:space="preserve">□ 1.檢查結果 □合格 □不合格 □限制合格 □未備妥 □程序不符。</w:t>
+              <w:t xml:space="preserve">■ 1.檢查結果 □合格 □不合格 □限制合格 □未備妥 □程序不符。</w:t>
             </w:r>
           </w:p>
           <w:p>

--- a/templates/W3-62-07C.docx
+++ b/templates/W3-62-07C.docx
@@ -47,7 +47,7 @@
                 <w:color w:val="000000"/>
                 <w:sz w:val="28"/>
               </w:rPr>
-              <w:t xml:space="preserve">( {{ORG}} ) </w:t>
+              <w:t xml:space="preserve">{{ORG}} </w:t>
             </w:r>
             <w:r>
               <w:rPr>
